--- a/tillsyn/A 44417-2025 tillsynsbegäran.docx
+++ b/tillsyn/A 44417-2025 tillsynsbegäran.docx
@@ -35,7 +35,7 @@
     </w:p>
     <w:p>
       <w:r>
-        <w:t>I avverkningsanmälan har följande 14 naturvårdsarter hittats: fläckporing (VU), garnlav (NT), kolflarnlav (NT), mörk kolflarnlav (NT), spillkråka (NT, §4), stjärntagging (NT), talltita (NT, §4), tretåig hackspett (NT, §4), vedflamlav (NT), vedskivlav (NT), violettgrå tagellav (NT), gullgröppa (S), mindre märgborre (S) och kungsfågel (§4). Av dessa är 11 rödlistade. För rödlistade arter har rödlistekategorin angivits inom parentes. Arter som är signalarter enligt Skogsstyrelsen har markerats med (S). För fridlysta arter anges även paragrafen i Artskyddsförordningen som arten är fridlyst enligt.</w:t>
+        <w:t>I avverkningsanmälan har följande 13 naturvårdsarter hittats: garnlav (NT), kolflarnlav (NT), mörk kolflarnlav (NT), spillkråka (NT, §4), stjärntagging (NT), talltita (NT, §4), tretåig hackspett (NT, §4), vedflamlav (NT), vedskivlav (NT), violettgrå tagellav (NT), gullgröppa (S), mindre märgborre (S) och kungsfågel (§4). Av dessa är 10 rödlistade. För rödlistade arter har rödlistekategorin angivits inom parentes. Arter som är signalarter enligt Skogsstyrelsen har markerats med (S). För fridlysta arter anges även paragrafen i Artskyddsförordningen som arten är fridlyst enligt.</w:t>
       </w:r>
     </w:p>
     <w:p>
@@ -95,17 +95,6 @@
         <w:rPr>
           <w:b/>
         </w:rPr>
-        <w:t>Fläckporing (VU)</w:t>
-      </w:r>
-      <w:r>
-        <w:t xml:space="preserve"> är en mycket bra signalart som visar på tallnaturskogar med höga naturvärden. Den är placerad högst upp i Skogsstyrelsens värdepyramid för bedömning av skog med höga naturvärden och indikerar områden som är mer eller mindre opåverkade av skogsbruk och där det funnits en kontinuitet av tallågor i olika nedbrytningsstadier. För att på lång sikt bibehålla livskraftiga populationer i ett område behövs troligen större skyddade områden som tillåter att man upprätthåller en naturlig branddynamik (SLU Artdatabanken, 2024; Nitare &amp; Skogsstyrelsen, 2019).</w:t>
-      </w:r>
-    </w:p>
-    <w:p>
-      <w:r>
-        <w:rPr>
-          <w:b/>
-        </w:rPr>
         <w:t>Garnlav (NT)</w:t>
       </w:r>
       <w:r>
@@ -900,7 +889,7 @@
     <w:r>
       <w:tab/>
       <w:tab/>
-      <w:t>2025-10-01</w:t>
+      <w:t>2025-10-02</w:t>
       <w:br/>
       <w:br/>
     </w:r>

--- a/tillsyn/A 44417-2025 tillsynsbegäran.docx
+++ b/tillsyn/A 44417-2025 tillsynsbegäran.docx
@@ -889,7 +889,7 @@
     <w:r>
       <w:tab/>
       <w:tab/>
-      <w:t>2025-10-02</w:t>
+      <w:t>2025-10-03</w:t>
       <w:br/>
       <w:br/>
     </w:r>

--- a/tillsyn/A 44417-2025 tillsynsbegäran.docx
+++ b/tillsyn/A 44417-2025 tillsynsbegäran.docx
@@ -889,7 +889,7 @@
     <w:r>
       <w:tab/>
       <w:tab/>
-      <w:t>2025-10-03</w:t>
+      <w:t>2025-10-04</w:t>
       <w:br/>
       <w:br/>
     </w:r>

--- a/tillsyn/A 44417-2025 tillsynsbegäran.docx
+++ b/tillsyn/A 44417-2025 tillsynsbegäran.docx
@@ -889,7 +889,7 @@
     <w:r>
       <w:tab/>
       <w:tab/>
-      <w:t>2025-10-04</w:t>
+      <w:t>2025-10-05</w:t>
       <w:br/>
       <w:br/>
     </w:r>

--- a/tillsyn/A 44417-2025 tillsynsbegäran.docx
+++ b/tillsyn/A 44417-2025 tillsynsbegäran.docx
@@ -889,7 +889,7 @@
     <w:r>
       <w:tab/>
       <w:tab/>
-      <w:t>2025-10-05</w:t>
+      <w:t>2025-10-06</w:t>
       <w:br/>
       <w:br/>
     </w:r>

--- a/tillsyn/A 44417-2025 tillsynsbegäran.docx
+++ b/tillsyn/A 44417-2025 tillsynsbegäran.docx
@@ -889,7 +889,7 @@
     <w:r>
       <w:tab/>
       <w:tab/>
-      <w:t>2025-10-06</w:t>
+      <w:t>2025-10-07</w:t>
       <w:br/>
       <w:br/>
     </w:r>

--- a/tillsyn/A 44417-2025 tillsynsbegäran.docx
+++ b/tillsyn/A 44417-2025 tillsynsbegäran.docx
@@ -889,7 +889,7 @@
     <w:r>
       <w:tab/>
       <w:tab/>
-      <w:t>2025-10-07</w:t>
+      <w:t>2025-10-08</w:t>
       <w:br/>
       <w:br/>
     </w:r>

--- a/tillsyn/A 44417-2025 tillsynsbegäran.docx
+++ b/tillsyn/A 44417-2025 tillsynsbegäran.docx
@@ -889,7 +889,7 @@
     <w:r>
       <w:tab/>
       <w:tab/>
-      <w:t>2025-10-08</w:t>
+      <w:t>2025-10-09</w:t>
       <w:br/>
       <w:br/>
     </w:r>

--- a/tillsyn/A 44417-2025 tillsynsbegäran.docx
+++ b/tillsyn/A 44417-2025 tillsynsbegäran.docx
@@ -889,7 +889,7 @@
     <w:r>
       <w:tab/>
       <w:tab/>
-      <w:t>2025-10-09</w:t>
+      <w:t>2025-10-10</w:t>
       <w:br/>
       <w:br/>
     </w:r>

--- a/tillsyn/A 44417-2025 tillsynsbegäran.docx
+++ b/tillsyn/A 44417-2025 tillsynsbegäran.docx
@@ -889,7 +889,7 @@
     <w:r>
       <w:tab/>
       <w:tab/>
-      <w:t>2025-10-10</w:t>
+      <w:t>2025-10-11</w:t>
       <w:br/>
       <w:br/>
     </w:r>

--- a/tillsyn/A 44417-2025 tillsynsbegäran.docx
+++ b/tillsyn/A 44417-2025 tillsynsbegäran.docx
@@ -889,7 +889,7 @@
     <w:r>
       <w:tab/>
       <w:tab/>
-      <w:t>2025-10-16</w:t>
+      <w:t>2025-10-17</w:t>
       <w:br/>
       <w:br/>
     </w:r>

--- a/tillsyn/A 44417-2025 tillsynsbegäran.docx
+++ b/tillsyn/A 44417-2025 tillsynsbegäran.docx
@@ -889,7 +889,7 @@
     <w:r>
       <w:tab/>
       <w:tab/>
-      <w:t>2025-10-17</w:t>
+      <w:t>2025-10-18</w:t>
       <w:br/>
       <w:br/>
     </w:r>

--- a/tillsyn/A 44417-2025 tillsynsbegäran.docx
+++ b/tillsyn/A 44417-2025 tillsynsbegäran.docx
@@ -889,7 +889,7 @@
     <w:r>
       <w:tab/>
       <w:tab/>
-      <w:t>2025-10-18</w:t>
+      <w:t>2025-10-19</w:t>
       <w:br/>
       <w:br/>
     </w:r>

--- a/tillsyn/A 44417-2025 tillsynsbegäran.docx
+++ b/tillsyn/A 44417-2025 tillsynsbegäran.docx
@@ -889,7 +889,7 @@
     <w:r>
       <w:tab/>
       <w:tab/>
-      <w:t>2025-10-19</w:t>
+      <w:t>2025-10-20</w:t>
       <w:br/>
       <w:br/>
     </w:r>

--- a/tillsyn/A 44417-2025 tillsynsbegäran.docx
+++ b/tillsyn/A 44417-2025 tillsynsbegäran.docx
@@ -889,7 +889,7 @@
     <w:r>
       <w:tab/>
       <w:tab/>
-      <w:t>2025-10-20</w:t>
+      <w:t>2025-10-21</w:t>
       <w:br/>
       <w:br/>
     </w:r>

--- a/tillsyn/A 44417-2025 tillsynsbegäran.docx
+++ b/tillsyn/A 44417-2025 tillsynsbegäran.docx
@@ -889,7 +889,7 @@
     <w:r>
       <w:tab/>
       <w:tab/>
-      <w:t>2025-10-21</w:t>
+      <w:t>2025-10-22</w:t>
       <w:br/>
       <w:br/>
     </w:r>

--- a/tillsyn/A 44417-2025 tillsynsbegäran.docx
+++ b/tillsyn/A 44417-2025 tillsynsbegäran.docx
@@ -889,7 +889,7 @@
     <w:r>
       <w:tab/>
       <w:tab/>
-      <w:t>2025-10-22</w:t>
+      <w:t>2025-10-23</w:t>
       <w:br/>
       <w:br/>
     </w:r>

--- a/tillsyn/A 44417-2025 tillsynsbegäran.docx
+++ b/tillsyn/A 44417-2025 tillsynsbegäran.docx
@@ -889,7 +889,7 @@
     <w:r>
       <w:tab/>
       <w:tab/>
-      <w:t>2025-10-23</w:t>
+      <w:t>2025-10-24</w:t>
       <w:br/>
       <w:br/>
     </w:r>

--- a/tillsyn/A 44417-2025 tillsynsbegäran.docx
+++ b/tillsyn/A 44417-2025 tillsynsbegäran.docx
@@ -889,7 +889,7 @@
     <w:r>
       <w:tab/>
       <w:tab/>
-      <w:t>2025-10-24</w:t>
+      <w:t>2025-10-25</w:t>
       <w:br/>
       <w:br/>
     </w:r>

--- a/tillsyn/A 44417-2025 tillsynsbegäran.docx
+++ b/tillsyn/A 44417-2025 tillsynsbegäran.docx
@@ -889,7 +889,7 @@
     <w:r>
       <w:tab/>
       <w:tab/>
-      <w:t>2025-10-25</w:t>
+      <w:t>2025-10-26</w:t>
       <w:br/>
       <w:br/>
     </w:r>

--- a/tillsyn/A 44417-2025 tillsynsbegäran.docx
+++ b/tillsyn/A 44417-2025 tillsynsbegäran.docx
@@ -889,7 +889,7 @@
     <w:r>
       <w:tab/>
       <w:tab/>
-      <w:t>2025-10-26</w:t>
+      <w:t>2025-10-27</w:t>
       <w:br/>
       <w:br/>
     </w:r>

--- a/tillsyn/A 44417-2025 tillsynsbegäran.docx
+++ b/tillsyn/A 44417-2025 tillsynsbegäran.docx
@@ -889,7 +889,7 @@
     <w:r>
       <w:tab/>
       <w:tab/>
-      <w:t>2025-10-27</w:t>
+      <w:t>2025-10-28</w:t>
       <w:br/>
       <w:br/>
     </w:r>

--- a/tillsyn/A 44417-2025 tillsynsbegäran.docx
+++ b/tillsyn/A 44417-2025 tillsynsbegäran.docx
@@ -889,7 +889,7 @@
     <w:r>
       <w:tab/>
       <w:tab/>
-      <w:t>2025-10-28</w:t>
+      <w:t>2025-10-29</w:t>
       <w:br/>
       <w:br/>
     </w:r>

--- a/tillsyn/A 44417-2025 tillsynsbegäran.docx
+++ b/tillsyn/A 44417-2025 tillsynsbegäran.docx
@@ -889,7 +889,7 @@
     <w:r>
       <w:tab/>
       <w:tab/>
-      <w:t>2025-10-29</w:t>
+      <w:t>2025-10-30</w:t>
       <w:br/>
       <w:br/>
     </w:r>

--- a/tillsyn/A 44417-2025 tillsynsbegäran.docx
+++ b/tillsyn/A 44417-2025 tillsynsbegäran.docx
@@ -889,7 +889,7 @@
     <w:r>
       <w:tab/>
       <w:tab/>
-      <w:t>2025-10-30</w:t>
+      <w:t>2025-10-31</w:t>
       <w:br/>
       <w:br/>
     </w:r>

--- a/tillsyn/A 44417-2025 tillsynsbegäran.docx
+++ b/tillsyn/A 44417-2025 tillsynsbegäran.docx
@@ -889,7 +889,7 @@
     <w:r>
       <w:tab/>
       <w:tab/>
-      <w:t>2025-10-31</w:t>
+      <w:t>2025-11-01</w:t>
       <w:br/>
       <w:br/>
     </w:r>

--- a/tillsyn/A 44417-2025 tillsynsbegäran.docx
+++ b/tillsyn/A 44417-2025 tillsynsbegäran.docx
@@ -889,7 +889,7 @@
     <w:r>
       <w:tab/>
       <w:tab/>
-      <w:t>2025-11-01</w:t>
+      <w:t>2025-11-02</w:t>
       <w:br/>
       <w:br/>
     </w:r>

--- a/tillsyn/A 44417-2025 tillsynsbegäran.docx
+++ b/tillsyn/A 44417-2025 tillsynsbegäran.docx
@@ -889,7 +889,7 @@
     <w:r>
       <w:tab/>
       <w:tab/>
-      <w:t>2025-11-02</w:t>
+      <w:t>2025-11-03</w:t>
       <w:br/>
       <w:br/>
     </w:r>

--- a/tillsyn/A 44417-2025 tillsynsbegäran.docx
+++ b/tillsyn/A 44417-2025 tillsynsbegäran.docx
@@ -889,7 +889,7 @@
     <w:r>
       <w:tab/>
       <w:tab/>
-      <w:t>2025-11-03</w:t>
+      <w:t>2025-11-04</w:t>
       <w:br/>
       <w:br/>
     </w:r>

--- a/tillsyn/A 44417-2025 tillsynsbegäran.docx
+++ b/tillsyn/A 44417-2025 tillsynsbegäran.docx
@@ -889,7 +889,7 @@
     <w:r>
       <w:tab/>
       <w:tab/>
-      <w:t>2025-11-04</w:t>
+      <w:t>2025-11-05</w:t>
       <w:br/>
       <w:br/>
     </w:r>

--- a/tillsyn/A 44417-2025 tillsynsbegäran.docx
+++ b/tillsyn/A 44417-2025 tillsynsbegäran.docx
@@ -889,7 +889,7 @@
     <w:r>
       <w:tab/>
       <w:tab/>
-      <w:t>2025-11-05</w:t>
+      <w:t>2025-11-06</w:t>
       <w:br/>
       <w:br/>
     </w:r>

--- a/tillsyn/A 44417-2025 tillsynsbegäran.docx
+++ b/tillsyn/A 44417-2025 tillsynsbegäran.docx
@@ -889,7 +889,7 @@
     <w:r>
       <w:tab/>
       <w:tab/>
-      <w:t>2025-11-06</w:t>
+      <w:t>2025-11-07</w:t>
       <w:br/>
       <w:br/>
     </w:r>
